--- a/AZODO_EMEKA_CV_Rotating_Equipment_Engineer_QatarEnergyLNG_with_passport.docx
+++ b/AZODO_EMEKA_CV_Rotating_Equipment_Engineer_QatarEnergyLNG_with_passport.docx
@@ -1005,7 +1005,7 @@
           <w:color w:val="1A1A1A"/>
           <w:sz w:val="18"/>
         </w:rPr>
-        <w:t>10-year high filter clog rate on the lube-oil system:</w:t>
+        <w:t>15-year high filter clog rate on the lube-oil system:</w:t>
       </w:r>
       <w:r>
         <w:rPr>
@@ -1015,7 +1015,7 @@
           <w:color w:val="1A1A1A"/>
           <w:sz w:val="18"/>
         </w:rPr>
-        <w:t xml:space="preserve"> identified the problem during a systematic system review, tracing a decade of high differential pressure, rapid filter clogging and element collapse to undocumented as-built versus as-designed discrepancies. Introduced an elemental </w:t>
+        <w:t xml:space="preserve"> identified the problem during a systematic system review, tracing a decade and a half of high differential pressure, rapid filter clogging and element collapse to undocumented as-built versus as-designed discrepancies. Introduced an elemental </w:t>
       </w:r>
       <w:r>
         <w:rPr>

--- a/AZODO_EMEKA_CV_Rotating_Equipment_Engineer_QatarEnergyLNG_with_passport.docx
+++ b/AZODO_EMEKA_CV_Rotating_Equipment_Engineer_QatarEnergyLNG_with_passport.docx
@@ -479,7 +479,7 @@
                 <w:color w:val="1A1A1A"/>
                 <w:sz w:val="16"/>
               </w:rPr>
-              <w:t>Root Cause Failure Analysis (RCFA) • RCA (5-Why, Fishbone, Fault Tree) • FMEA / RCM • Bad-actor and MTBF analysis • Criticality ranking • Life-cycle cost • Reliability improvement and defect-elimination programmes</w:t>
+              <w:t>Root Cause Failure Analysis (RCFA) • RCA (5-Why, Fishbone, Fault Tree) • FMEA / RCM • Crow-AMSAA reliability-growth and Weibull analysis • Bad-actor and MTBF analysis • Criticality ranking • Reliability improvement and defect-elimination programmes</w:t>
             </w:r>
           </w:p>
         </w:tc>
@@ -1005,7 +1005,7 @@
           <w:color w:val="1A1A1A"/>
           <w:sz w:val="18"/>
         </w:rPr>
-        <w:t>15-year high filter clog rate on the lube-oil system:</w:t>
+        <w:t>15-year fleet-wide compressor reliability closeout:</w:t>
       </w:r>
       <w:r>
         <w:rPr>
@@ -1015,7 +1015,7 @@
           <w:color w:val="1A1A1A"/>
           <w:sz w:val="18"/>
         </w:rPr>
-        <w:t xml:space="preserve"> identified the problem during a systematic system review, tracing a decade and a half of high differential pressure, rapid filter clogging and element collapse to undocumented as-built versus as-designed discrepancies. Introduced an elemental </w:t>
+        <w:t xml:space="preserve"> led a data-driven RCFA (2011–2026) using pooled failure-rate and </w:t>
       </w:r>
       <w:r>
         <w:rPr>
@@ -1025,7 +1025,7 @@
           <w:color w:val="1A1A1A"/>
           <w:sz w:val="18"/>
         </w:rPr>
-        <w:t>contamination tracker</w:t>
+        <w:t>Crow-AMSAA reliability-growth analysis</w:t>
       </w:r>
       <w:r>
         <w:rPr>
@@ -1035,7 +1035,7 @@
           <w:color w:val="1A1A1A"/>
           <w:sz w:val="18"/>
         </w:rPr>
-        <w:t xml:space="preserve"> with node-by-node sampling to isolate the ingress zones. Driving close-out through run-down tank flushing, reversion to the design filter elements and correctly sized control valves of the right specification, restoring the lube-oil system to design conditions.</w:t>
+        <w:t>, showing the affected compressors failing ~17× more often than a comparable benchmark unit on the same platform. Root-caused the shortfall to a wrong-specification filter element in a housing built for now-discontinued OEM hardware, predating the original 2011 investigation. Engaged the OEM and an alternative supplier on a validated fix, packaged into an eleven-action closeout with named owners and dates.</w:t>
       </w:r>
     </w:p>
     <w:p>

--- a/AZODO_EMEKA_CV_Rotating_Equipment_Engineer_QatarEnergyLNG_with_passport.docx
+++ b/AZODO_EMEKA_CV_Rotating_Equipment_Engineer_QatarEnergyLNG_with_passport.docx
@@ -119,7 +119,7 @@
           <w:b w:val="0"/>
           <w:i w:val="0"/>
           <w:color w:val="1A1A1A"/>
-          <w:sz w:val="18"/>
+          <w:sz w:val="17"/>
         </w:rPr>
         <w:t xml:space="preserve">Mechanical engineer with </w:t>
       </w:r>
@@ -129,7 +129,7 @@
           <w:b/>
           <w:i w:val="0"/>
           <w:color w:val="1A1A1A"/>
-          <w:sz w:val="18"/>
+          <w:sz w:val="17"/>
         </w:rPr>
         <w:t>10+ years' experience</w:t>
       </w:r>
@@ -139,7 +139,7 @@
           <w:b w:val="0"/>
           <w:i w:val="0"/>
           <w:color w:val="1A1A1A"/>
-          <w:sz w:val="18"/>
+          <w:sz w:val="17"/>
         </w:rPr>
         <w:t xml:space="preserve"> in rotating equipment engineering across offshore gas processing, NGL trains, associated gas gathering and gas-fired power generation — currently the </w:t>
       </w:r>
@@ -149,7 +149,7 @@
           <w:b/>
           <w:i w:val="0"/>
           <w:color w:val="1A1A1A"/>
-          <w:sz w:val="18"/>
+          <w:sz w:val="17"/>
         </w:rPr>
         <w:t>Machinery Engineer for the Oso Gas Hub</w:t>
       </w:r>
@@ -159,7 +159,7 @@
           <w:b w:val="0"/>
           <w:i w:val="0"/>
           <w:color w:val="1A1A1A"/>
-          <w:sz w:val="18"/>
+          <w:sz w:val="17"/>
         </w:rPr>
         <w:t xml:space="preserve">, the largest offshore gas processing facility in the Seplat/JV portfolio. Day-to-day accountability for the </w:t>
       </w:r>
@@ -169,7 +169,7 @@
           <w:b/>
           <w:i w:val="0"/>
           <w:color w:val="1A1A1A"/>
-          <w:sz w:val="18"/>
+          <w:sz w:val="17"/>
         </w:rPr>
         <w:t>health assessment surveillance of critical rotating equipment</w:t>
       </w:r>
@@ -179,7 +179,7 @@
           <w:b w:val="0"/>
           <w:i w:val="0"/>
           <w:color w:val="1A1A1A"/>
-          <w:sz w:val="18"/>
+          <w:sz w:val="17"/>
         </w:rPr>
         <w:t xml:space="preserve"> — HP/LP centrifugal gas compressors (5,500+ psi), turbo-expanders, industrial gas turbines, cryogenic and API 610 pumps, diesel engines and lubrication/seal systems — using vibration and lube-oil analytics, performance/compressor maps and digital platforms (SolarInsight, Seeq, PI XHQ). Works shoulder-to-shoulder with operations, maintenance, process, instrumentation and inspection teams to </w:t>
       </w:r>
@@ -189,7 +189,7 @@
           <w:b/>
           <w:i w:val="0"/>
           <w:color w:val="1A1A1A"/>
-          <w:sz w:val="18"/>
+          <w:sz w:val="17"/>
         </w:rPr>
         <w:t>diagnose machinery problems, optimise intervention scope and duration, and recommend engineered resolutions</w:t>
       </w:r>
@@ -199,7 +199,7 @@
           <w:b w:val="0"/>
           <w:i w:val="0"/>
           <w:color w:val="1A1A1A"/>
-          <w:sz w:val="18"/>
+          <w:sz w:val="17"/>
         </w:rPr>
         <w:t xml:space="preserve">. Leads and contributes to </w:t>
       </w:r>
@@ -209,7 +209,7 @@
           <w:b/>
           <w:i w:val="0"/>
           <w:color w:val="1A1A1A"/>
-          <w:sz w:val="18"/>
+          <w:sz w:val="17"/>
         </w:rPr>
         <w:t>RCFA, risk assessments and technical investigations</w:t>
       </w:r>
@@ -219,7 +219,7 @@
           <w:b w:val="0"/>
           <w:i w:val="0"/>
           <w:color w:val="1A1A1A"/>
-          <w:sz w:val="18"/>
+          <w:sz w:val="17"/>
         </w:rPr>
         <w:t xml:space="preserve">; reviews MOCs and project documentation for reliability and operability; and supports </w:t>
       </w:r>
@@ -229,7 +229,7 @@
           <w:b/>
           <w:i w:val="0"/>
           <w:color w:val="1A1A1A"/>
-          <w:sz w:val="18"/>
+          <w:sz w:val="17"/>
         </w:rPr>
         <w:t>FAT/SAT, commissioning and start-up</w:t>
       </w:r>
@@ -239,7 +239,7 @@
           <w:b w:val="0"/>
           <w:i w:val="0"/>
           <w:color w:val="1A1A1A"/>
-          <w:sz w:val="18"/>
+          <w:sz w:val="17"/>
         </w:rPr>
         <w:t xml:space="preserve"> of new machinery. Established liaison with OEMs and vendors (Solar Turbines, GE, Siemens and Honeywell CCC). Strong working knowledge of </w:t>
       </w:r>
@@ -249,7 +249,7 @@
           <w:b/>
           <w:i w:val="0"/>
           <w:color w:val="1A1A1A"/>
-          <w:sz w:val="18"/>
+          <w:sz w:val="17"/>
         </w:rPr>
         <w:t>API 610, API 614, API 617, ISO 10816/20816 and ASME PTC-22</w:t>
       </w:r>
@@ -259,7 +259,7 @@
           <w:b w:val="0"/>
           <w:i w:val="0"/>
           <w:color w:val="1A1A1A"/>
-          <w:sz w:val="18"/>
+          <w:sz w:val="17"/>
         </w:rPr>
         <w:t>.</w:t>
       </w:r>
@@ -747,7 +747,7 @@
           <w:b w:val="0"/>
           <w:i w:val="0"/>
           <w:color w:val="1A1A1A"/>
-          <w:sz w:val="18"/>
+          <w:sz w:val="17"/>
         </w:rPr>
         <w:t xml:space="preserve">Provides rotating equipment and reliability engineering support across three offshore assets; deployed February 2026 as the dedicated </w:t>
       </w:r>
@@ -757,7 +757,7 @@
           <w:b/>
           <w:i w:val="0"/>
           <w:color w:val="1A1A1A"/>
-          <w:sz w:val="18"/>
+          <w:sz w:val="17"/>
         </w:rPr>
         <w:t>Machinery Engineer for the Oso Gas Hub</w:t>
       </w:r>
@@ -767,7 +767,7 @@
           <w:b w:val="0"/>
           <w:i w:val="0"/>
           <w:color w:val="1A1A1A"/>
-          <w:sz w:val="18"/>
+          <w:sz w:val="17"/>
         </w:rPr>
         <w:t xml:space="preserve"> (120 MMSCFD sales gas + NGL export, expanding to 240 MMSCFD), covering top-tier machinery (HP/LP compressors, recompressors, turbo-expanders, cryogenic pumps), utilities (gas turbine generators, firewater pumps, air compressors) and the NGL fractionation train (de-ethaniser, de-propaniser, de-butaniser).</w:t>
       </w:r>
@@ -782,7 +782,7 @@
           <w:b/>
           <w:i w:val="0"/>
           <w:color w:val="1F5C8B"/>
-          <w:sz w:val="18"/>
+          <w:sz w:val="17"/>
         </w:rPr>
         <w:t>Equipment Health Surveillance &amp; Technical Support</w:t>
       </w:r>
@@ -800,7 +800,7 @@
           <w:b w:val="0"/>
           <w:i w:val="0"/>
           <w:color w:val="1A1A1A"/>
-          <w:sz w:val="18"/>
+          <w:sz w:val="17"/>
         </w:rPr>
         <w:t xml:space="preserve">Run periodic </w:t>
       </w:r>
@@ -810,7 +810,7 @@
           <w:b/>
           <w:i w:val="0"/>
           <w:color w:val="1A1A1A"/>
-          <w:sz w:val="18"/>
+          <w:sz w:val="17"/>
         </w:rPr>
         <w:t>health assessment surveillance of critical rotating equipment</w:t>
       </w:r>
@@ -820,7 +820,7 @@
           <w:b w:val="0"/>
           <w:i w:val="0"/>
           <w:color w:val="1A1A1A"/>
-          <w:sz w:val="18"/>
+          <w:sz w:val="17"/>
         </w:rPr>
         <w:t xml:space="preserve"> — review vibration spectra and trends, lube-oil analysis results, compressor performance maps, turbine parameters and pump deliverability curves — and issue analyses and recommendations to operations, maintenance and asset management for every deviation.</w:t>
       </w:r>
@@ -838,7 +838,7 @@
           <w:b w:val="0"/>
           <w:i w:val="0"/>
           <w:color w:val="1A1A1A"/>
-          <w:sz w:val="18"/>
+          <w:sz w:val="17"/>
         </w:rPr>
         <w:t>Exploit digital solutions (</w:t>
       </w:r>
@@ -848,7 +848,7 @@
           <w:b/>
           <w:i w:val="0"/>
           <w:color w:val="1A1A1A"/>
-          <w:sz w:val="18"/>
+          <w:sz w:val="17"/>
         </w:rPr>
         <w:t>SolarInsight, Seeq, PI XHQ</w:t>
       </w:r>
@@ -858,7 +858,7 @@
           <w:b w:val="0"/>
           <w:i w:val="0"/>
           <w:color w:val="1A1A1A"/>
-          <w:sz w:val="18"/>
+          <w:sz w:val="17"/>
         </w:rPr>
         <w:t>) to trend machinery condition and process parameters, converting raw data into early-warning calls that prevent unplanned trips and deferment.</w:t>
       </w:r>
@@ -876,7 +876,7 @@
           <w:b w:val="0"/>
           <w:i w:val="0"/>
           <w:color w:val="1A1A1A"/>
-          <w:sz w:val="18"/>
+          <w:sz w:val="17"/>
         </w:rPr>
         <w:t>Act as the discipline reference point for other engineering and non-engineering functions — process, instrumentation/controls, inspection, operations, planning, procurement and finance — providing rotating-equipment technical input, spares criticality advice and specification support.</w:t>
       </w:r>
@@ -894,7 +894,7 @@
           <w:b w:val="0"/>
           <w:i w:val="0"/>
           <w:color w:val="1A1A1A"/>
-          <w:sz w:val="18"/>
+          <w:sz w:val="17"/>
         </w:rPr>
         <w:t xml:space="preserve">Provide interim </w:t>
       </w:r>
@@ -904,7 +904,7 @@
           <w:b/>
           <w:i w:val="0"/>
           <w:color w:val="1A1A1A"/>
-          <w:sz w:val="18"/>
+          <w:sz w:val="17"/>
         </w:rPr>
         <w:t>Asset Engineer coverage</w:t>
       </w:r>
@@ -914,7 +914,7 @@
           <w:b w:val="0"/>
           <w:i w:val="0"/>
           <w:color w:val="1A1A1A"/>
-          <w:sz w:val="18"/>
+          <w:sz w:val="17"/>
         </w:rPr>
         <w:t>, extending beyond machinery into production optimisation, process stabilisation and non-machinery plant systems — ensuring uninterrupted technical support across the facility.</w:t>
       </w:r>
@@ -929,7 +929,7 @@
           <w:b/>
           <w:i w:val="0"/>
           <w:color w:val="1F5C8B"/>
-          <w:sz w:val="18"/>
+          <w:sz w:val="17"/>
         </w:rPr>
         <w:t>Machinery Problem Resolution, RCFA &amp; Investigations</w:t>
       </w:r>
@@ -947,7 +947,7 @@
           <w:b/>
           <w:i w:val="0"/>
           <w:color w:val="1A1A1A"/>
-          <w:sz w:val="18"/>
+          <w:sz w:val="17"/>
         </w:rPr>
         <w:t>LP gas compressor (130 MMSCFD, 1,440+ psi) severe vibration after bundle change-out:</w:t>
       </w:r>
@@ -957,7 +957,7 @@
           <w:b w:val="0"/>
           <w:i w:val="0"/>
           <w:color w:val="1A1A1A"/>
-          <w:sz w:val="18"/>
+          <w:sz w:val="17"/>
         </w:rPr>
         <w:t xml:space="preserve"> led the multi-discipline RCA with OEM and in-house teams — mapped contamination paths, ran sectioned borescope inspections of cooler bundles, identified debris-induced rotor unbalance, then directed process piping cleaning, lube-oil flushing and re-inspection. Machine restored to acceptable ISO vibration limits and returned to service.</w:t>
       </w:r>
@@ -975,7 +975,7 @@
           <w:b/>
           <w:i w:val="0"/>
           <w:color w:val="1A1A1A"/>
-          <w:sz w:val="18"/>
+          <w:sz w:val="17"/>
         </w:rPr>
         <w:t>HP gas compression system (120 MMSCFD, 5,500+ psi):</w:t>
       </w:r>
@@ -985,7 +985,7 @@
           <w:b w:val="0"/>
           <w:i w:val="0"/>
           <w:color w:val="1A1A1A"/>
-          <w:sz w:val="18"/>
+          <w:sz w:val="17"/>
         </w:rPr>
         <w:t xml:space="preserve"> developed and drove the restoration strategy for the facility's most critical train, safeguarding continuity of gas export to the terminal.</w:t>
       </w:r>
@@ -1003,7 +1003,7 @@
           <w:b/>
           <w:i w:val="0"/>
           <w:color w:val="1A1A1A"/>
-          <w:sz w:val="18"/>
+          <w:sz w:val="17"/>
         </w:rPr>
         <w:t>15-year fleet-wide compressor reliability closeout:</w:t>
       </w:r>
@@ -1013,7 +1013,7 @@
           <w:b w:val="0"/>
           <w:i w:val="0"/>
           <w:color w:val="1A1A1A"/>
-          <w:sz w:val="18"/>
+          <w:sz w:val="17"/>
         </w:rPr>
         <w:t xml:space="preserve"> led a data-driven RCFA (2011–2026) using pooled failure-rate and </w:t>
       </w:r>
@@ -1023,7 +1023,7 @@
           <w:b/>
           <w:i w:val="0"/>
           <w:color w:val="1A1A1A"/>
-          <w:sz w:val="18"/>
+          <w:sz w:val="17"/>
         </w:rPr>
         <w:t>Crow-AMSAA reliability-growth analysis</w:t>
       </w:r>
@@ -1033,7 +1033,7 @@
           <w:b w:val="0"/>
           <w:i w:val="0"/>
           <w:color w:val="1A1A1A"/>
-          <w:sz w:val="18"/>
+          <w:sz w:val="17"/>
         </w:rPr>
         <w:t>, showing the affected compressors failing ~17× more often than a comparable benchmark unit on the same platform. Root-caused the shortfall to a wrong-specification filter element in a housing built for now-discontinued OEM hardware, predating the original 2011 investigation. Engaged the OEM and an alternative supplier on a validated fix, packaged into an eleven-action closeout with named owners and dates.</w:t>
       </w:r>
@@ -1051,7 +1051,35 @@
           <w:b/>
           <w:i w:val="0"/>
           <w:color w:val="1A1A1A"/>
-          <w:sz w:val="18"/>
+          <w:sz w:val="17"/>
+        </w:rPr>
+        <w:t>LPA compressor bearing rust contamination:</w:t>
+      </w:r>
+      <w:r>
+        <w:rPr>
+          <w:rFonts w:ascii="Calibri" w:hAnsi="Calibri"/>
+          <w:b w:val="0"/>
+          <w:i w:val="0"/>
+          <w:color w:val="1A1A1A"/>
+          <w:sz w:val="17"/>
+        </w:rPr>
+        <w:t xml:space="preserve"> compared oil signatures across the holding tank, reservoir, pre/post-filtration points and overhead tanks to isolate the source. Fill-and-drain gave no improvement, so escalated to manhole entry and pulse jetting — recovering a thick paste of dirt and rust likely dating to the unit's 1995 commissioning.</w:t>
+      </w:r>
+    </w:p>
+    <w:p>
+      <w:pPr>
+        <w:pStyle w:val="ListBullet"/>
+        <w:spacing w:before="0" w:after="24" w:line="240" w:lineRule="auto"/>
+        <w:ind w:left="283"/>
+        <w:jc w:val="both"/>
+      </w:pPr>
+      <w:r>
+        <w:rPr>
+          <w:rFonts w:ascii="Calibri" w:hAnsi="Calibri"/>
+          <w:b/>
+          <w:i w:val="0"/>
+          <w:color w:val="1A1A1A"/>
+          <w:sz w:val="17"/>
         </w:rPr>
         <w:t>Depropaniser pump chronic failures (BRT):</w:t>
       </w:r>
@@ -1061,7 +1089,7 @@
           <w:b w:val="0"/>
           <w:i w:val="0"/>
           <w:color w:val="1A1A1A"/>
-          <w:sz w:val="18"/>
+          <w:sz w:val="17"/>
         </w:rPr>
         <w:t xml:space="preserve"> RCFA plus an </w:t>
       </w:r>
@@ -1071,7 +1099,7 @@
           <w:b/>
           <w:i w:val="0"/>
           <w:color w:val="1A1A1A"/>
-          <w:sz w:val="18"/>
+          <w:sz w:val="17"/>
         </w:rPr>
         <w:t>API 610</w:t>
       </w:r>
@@ -1081,7 +1109,7 @@
           <w:b w:val="0"/>
           <w:i w:val="0"/>
           <w:color w:val="1A1A1A"/>
-          <w:sz w:val="18"/>
+          <w:sz w:val="17"/>
         </w:rPr>
         <w:t xml:space="preserve"> review of hydraulic selection, mechanical seal configuration and operating envelope proved the pump was running outside its design point; corrective actions substantially extended run-life and closed out a repeat-failure bad actor.</w:t>
       </w:r>
@@ -1099,7 +1127,7 @@
           <w:b/>
           <w:i w:val="0"/>
           <w:color w:val="1A1A1A"/>
-          <w:sz w:val="18"/>
+          <w:sz w:val="17"/>
         </w:rPr>
         <w:t>Foundation cracking across multiple pumps and generators (BRT):</w:t>
       </w:r>
@@ -1109,7 +1137,7 @@
           <w:b w:val="0"/>
           <w:i w:val="0"/>
           <w:color w:val="1A1A1A"/>
-          <w:sz w:val="18"/>
+          <w:sz w:val="17"/>
         </w:rPr>
         <w:t xml:space="preserve"> led the RCA, established the causal chain and implemented structural reinforcement that restored integrity to the affected rotating equipment foundations.</w:t>
       </w:r>
@@ -1127,7 +1155,7 @@
           <w:b/>
           <w:i w:val="0"/>
           <w:color w:val="1A1A1A"/>
-          <w:sz w:val="18"/>
+          <w:sz w:val="17"/>
         </w:rPr>
         <w:t>Solar Taurus 60 gas turbine generator failure-to-crank:</w:t>
       </w:r>
@@ -1137,7 +1165,7 @@
           <w:b w:val="0"/>
           <w:i w:val="0"/>
           <w:color w:val="1A1A1A"/>
-          <w:sz w:val="18"/>
+          <w:sz w:val="17"/>
         </w:rPr>
         <w:t xml:space="preserve"> supported diagnosis and corrective action with the OEM, restoring power generation availability to the terminal.</w:t>
       </w:r>
@@ -1155,7 +1183,7 @@
           <w:b/>
           <w:i w:val="0"/>
           <w:color w:val="1A1A1A"/>
-          <w:sz w:val="18"/>
+          <w:sz w:val="17"/>
         </w:rPr>
         <w:t>Firewater diesel engine vibration (UBIT):</w:t>
       </w:r>
@@ -1165,7 +1193,7 @@
           <w:b w:val="0"/>
           <w:i w:val="0"/>
           <w:color w:val="1A1A1A"/>
-          <w:sz w:val="18"/>
+          <w:sz w:val="17"/>
         </w:rPr>
         <w:t xml:space="preserve"> resolved a long-standing vibration problem on a safety-critical package and validated performance against pump-curve criteria during deliverability testing.</w:t>
       </w:r>
@@ -1183,7 +1211,7 @@
           <w:b w:val="0"/>
           <w:i w:val="0"/>
           <w:color w:val="1A1A1A"/>
-          <w:sz w:val="18"/>
+          <w:sz w:val="17"/>
         </w:rPr>
         <w:t xml:space="preserve">Work with operations, maintenance, inspection and electrical teams to resolve </w:t>
       </w:r>
@@ -1193,7 +1221,7 @@
           <w:b/>
           <w:i w:val="0"/>
           <w:color w:val="1A1A1A"/>
-          <w:sz w:val="18"/>
+          <w:sz w:val="17"/>
         </w:rPr>
         <w:t>machinery vibration problems across pumps, diesel engines and electric motor drivers</w:t>
       </w:r>
@@ -1203,7 +1231,7 @@
           <w:b w:val="0"/>
           <w:i w:val="0"/>
           <w:color w:val="1A1A1A"/>
-          <w:sz w:val="18"/>
+          <w:sz w:val="17"/>
         </w:rPr>
         <w:t xml:space="preserve"> on several offshore platforms and onshore plants — field diagnosis through spectra, phase and alignment checks, corrective action, and post-repair verification against ISO limits.</w:t>
       </w:r>
@@ -1218,7 +1246,7 @@
           <w:b/>
           <w:i w:val="0"/>
           <w:color w:val="1F5C8B"/>
-          <w:sz w:val="18"/>
+          <w:sz w:val="17"/>
         </w:rPr>
         <w:t>Risk, Change Review, Projects &amp; Start-up</w:t>
       </w:r>
@@ -1236,7 +1264,7 @@
           <w:b w:val="0"/>
           <w:i w:val="0"/>
           <w:color w:val="1A1A1A"/>
-          <w:sz w:val="18"/>
+          <w:sz w:val="17"/>
         </w:rPr>
         <w:t xml:space="preserve">Contribute to </w:t>
       </w:r>
@@ -1246,7 +1274,7 @@
           <w:b/>
           <w:i w:val="0"/>
           <w:color w:val="1A1A1A"/>
-          <w:sz w:val="18"/>
+          <w:sz w:val="17"/>
         </w:rPr>
         <w:t>risk assessments, HAZID and safety reviews</w:t>
       </w:r>
@@ -1256,7 +1284,7 @@
           <w:b w:val="0"/>
           <w:i w:val="0"/>
           <w:color w:val="1A1A1A"/>
-          <w:sz w:val="18"/>
+          <w:sz w:val="17"/>
         </w:rPr>
         <w:t xml:space="preserve"> for machinery interventions, and prepare Lessons Learned under a </w:t>
       </w:r>
@@ -1266,7 +1294,7 @@
           <w:b/>
           <w:i w:val="0"/>
           <w:color w:val="1A1A1A"/>
-          <w:sz w:val="18"/>
+          <w:sz w:val="17"/>
         </w:rPr>
         <w:t>PDRR (Prevent, Detect, Respond, Recover)</w:t>
       </w:r>
@@ -1276,7 +1304,7 @@
           <w:b w:val="0"/>
           <w:i w:val="0"/>
           <w:color w:val="1A1A1A"/>
-          <w:sz w:val="18"/>
+          <w:sz w:val="17"/>
         </w:rPr>
         <w:t xml:space="preserve"> framework to prevent recurrence.</w:t>
       </w:r>
@@ -1294,7 +1322,7 @@
           <w:b w:val="0"/>
           <w:i w:val="0"/>
           <w:color w:val="1A1A1A"/>
-          <w:sz w:val="18"/>
+          <w:sz w:val="17"/>
         </w:rPr>
         <w:t>Review equipment and system changes (MOC) for their effect on reliability, operability and maintainability; analyse deviations from specification and recommend accept/reject positions.</w:t>
       </w:r>
@@ -1312,7 +1340,7 @@
           <w:b w:val="0"/>
           <w:i w:val="0"/>
           <w:color w:val="1A1A1A"/>
-          <w:sz w:val="18"/>
+          <w:sz w:val="17"/>
         </w:rPr>
         <w:t xml:space="preserve">Developed and now steward the facility </w:t>
       </w:r>
@@ -1322,7 +1350,7 @@
           <w:b/>
           <w:i w:val="0"/>
           <w:color w:val="1A1A1A"/>
-          <w:sz w:val="18"/>
+          <w:sz w:val="17"/>
         </w:rPr>
         <w:t>Pre-Startup Safety Review (PSSR)</w:t>
       </w:r>
@@ -1332,7 +1360,7 @@
           <w:b w:val="0"/>
           <w:i w:val="0"/>
           <w:color w:val="1A1A1A"/>
-          <w:sz w:val="18"/>
+          <w:sz w:val="17"/>
         </w:rPr>
         <w:t xml:space="preserve"> process for turbines and compressors — verifying scope completion and safe restart readiness after maintenance and shutdowns.</w:t>
       </w:r>
@@ -1350,7 +1378,7 @@
           <w:b w:val="0"/>
           <w:i w:val="0"/>
           <w:color w:val="1A1A1A"/>
-          <w:sz w:val="18"/>
+          <w:sz w:val="17"/>
         </w:rPr>
         <w:t xml:space="preserve">Support shutdown and turnaround planning with an emphasis on </w:t>
       </w:r>
@@ -1360,7 +1388,7 @@
           <w:b/>
           <w:i w:val="0"/>
           <w:color w:val="1A1A1A"/>
-          <w:sz w:val="18"/>
+          <w:sz w:val="17"/>
         </w:rPr>
         <w:t>optimising machinery scope and duration</w:t>
       </w:r>
@@ -1370,7 +1398,7 @@
           <w:b w:val="0"/>
           <w:i w:val="0"/>
           <w:color w:val="1A1A1A"/>
-          <w:sz w:val="18"/>
+          <w:sz w:val="17"/>
         </w:rPr>
         <w:t>, and provide start-up, commissioning and OEM coordination for critical rotating equipment.</w:t>
       </w:r>
@@ -1388,7 +1416,7 @@
           <w:b w:val="0"/>
           <w:i w:val="0"/>
           <w:color w:val="1A1A1A"/>
-          <w:sz w:val="18"/>
+          <w:sz w:val="17"/>
         </w:rPr>
         <w:t xml:space="preserve">Provide discipline support to the </w:t>
       </w:r>
@@ -1398,7 +1426,7 @@
           <w:b/>
           <w:i w:val="0"/>
           <w:color w:val="1A1A1A"/>
-          <w:sz w:val="18"/>
+          <w:sz w:val="17"/>
         </w:rPr>
         <w:t>120 → 240 MMSCFD expansion</w:t>
       </w:r>
@@ -1408,7 +1436,7 @@
           <w:b w:val="0"/>
           <w:i w:val="0"/>
           <w:color w:val="1A1A1A"/>
-          <w:sz w:val="18"/>
+          <w:sz w:val="17"/>
         </w:rPr>
         <w:t>, reviewing machinery selection and integration of new equipment into the existing gas processing and NGL trains.</w:t>
       </w:r>
@@ -1515,7 +1543,7 @@
           <w:b w:val="0"/>
           <w:i w:val="0"/>
           <w:color w:val="1A1A1A"/>
-          <w:sz w:val="18"/>
+          <w:sz w:val="17"/>
         </w:rPr>
         <w:t xml:space="preserve">Led </w:t>
       </w:r>
@@ -1525,7 +1553,7 @@
           <w:b/>
           <w:i w:val="0"/>
           <w:color w:val="1A1A1A"/>
-          <w:sz w:val="18"/>
+          <w:sz w:val="17"/>
         </w:rPr>
         <w:t>Reliability-Centred Maintenance (RCM)</w:t>
       </w:r>
@@ -1535,7 +1563,7 @@
           <w:b w:val="0"/>
           <w:i w:val="0"/>
           <w:color w:val="1A1A1A"/>
-          <w:sz w:val="18"/>
+          <w:sz w:val="17"/>
         </w:rPr>
         <w:t xml:space="preserve"> deployment across the generating fleet, improving availability and MTBF of critical rotating equipment through revised strategies and defect elimination.</w:t>
       </w:r>
@@ -1553,7 +1581,7 @@
           <w:b w:val="0"/>
           <w:i w:val="0"/>
           <w:color w:val="1A1A1A"/>
-          <w:sz w:val="18"/>
+          <w:sz w:val="17"/>
         </w:rPr>
         <w:t xml:space="preserve">Supervised </w:t>
       </w:r>
@@ -1563,7 +1591,7 @@
           <w:b/>
           <w:i w:val="0"/>
           <w:color w:val="1A1A1A"/>
-          <w:sz w:val="18"/>
+          <w:sz w:val="17"/>
         </w:rPr>
         <w:t>gas turbine performance testing to ASME PTC-22</w:t>
       </w:r>
@@ -1573,7 +1601,7 @@
           <w:b w:val="0"/>
           <w:i w:val="0"/>
           <w:color w:val="1A1A1A"/>
-          <w:sz w:val="18"/>
+          <w:sz w:val="17"/>
         </w:rPr>
         <w:t xml:space="preserve"> — power output, heat rate and thermal efficiency verification — and used the results to drive degradation-recovery and washing decisions.</w:t>
       </w:r>
@@ -1591,7 +1619,7 @@
           <w:b w:val="0"/>
           <w:i w:val="0"/>
           <w:color w:val="1A1A1A"/>
-          <w:sz w:val="18"/>
+          <w:sz w:val="17"/>
         </w:rPr>
         <w:t xml:space="preserve">Managed OEM </w:t>
       </w:r>
@@ -1601,7 +1629,7 @@
           <w:b/>
           <w:i w:val="0"/>
           <w:color w:val="1A1A1A"/>
-          <w:sz w:val="18"/>
+          <w:sz w:val="17"/>
         </w:rPr>
         <w:t>Factory Acceptance Tests (FAT)</w:t>
       </w:r>
@@ -1611,7 +1639,7 @@
           <w:b w:val="0"/>
           <w:i w:val="0"/>
           <w:color w:val="1A1A1A"/>
-          <w:sz w:val="18"/>
+          <w:sz w:val="17"/>
         </w:rPr>
         <w:t xml:space="preserve"> for critical rotating equipment, witnessing performance and mechanical running tests and closing out punch items before shipment.</w:t>
       </w:r>
@@ -1629,7 +1657,7 @@
           <w:b w:val="0"/>
           <w:i w:val="0"/>
           <w:color w:val="1A1A1A"/>
-          <w:sz w:val="18"/>
+          <w:sz w:val="17"/>
         </w:rPr>
         <w:t xml:space="preserve">Seconded as </w:t>
       </w:r>
@@ -1639,7 +1667,7 @@
           <w:b/>
           <w:i w:val="0"/>
           <w:color w:val="1A1A1A"/>
-          <w:sz w:val="18"/>
+          <w:sz w:val="17"/>
         </w:rPr>
         <w:t>Lead Mechanical/Reliability Engineer for the start-up of the Imo River Associated Gas Gathering (AGG) plant</w:t>
       </w:r>
@@ -1649,7 +1677,7 @@
           <w:b w:val="0"/>
           <w:i w:val="0"/>
           <w:color w:val="1A1A1A"/>
-          <w:sz w:val="18"/>
+          <w:sz w:val="17"/>
         </w:rPr>
         <w:t>, an upstream associated-gas facility — pre-commissioning checks, machinery alignment and verification, first fire and load-up support.</w:t>
       </w:r>
@@ -1667,7 +1695,7 @@
           <w:b w:val="0"/>
           <w:i w:val="0"/>
           <w:color w:val="1A1A1A"/>
-          <w:sz w:val="18"/>
+          <w:sz w:val="17"/>
         </w:rPr>
         <w:t xml:space="preserve">Designed and deployed </w:t>
       </w:r>
@@ -1677,7 +1705,7 @@
           <w:b/>
           <w:i w:val="0"/>
           <w:color w:val="1A1A1A"/>
-          <w:sz w:val="18"/>
+          <w:sz w:val="17"/>
         </w:rPr>
         <w:t>IIoT-based condition monitoring and predictive maintenance</w:t>
       </w:r>
@@ -1687,7 +1715,7 @@
           <w:b w:val="0"/>
           <w:i w:val="0"/>
           <w:color w:val="1A1A1A"/>
-          <w:sz w:val="18"/>
+          <w:sz w:val="17"/>
         </w:rPr>
         <w:t xml:space="preserve"> for gas turbines and compressors, enabling real-time machinery health visibility and delivering ~10% operational cost savings.</w:t>
       </w:r>
@@ -1705,7 +1733,7 @@
           <w:b w:val="0"/>
           <w:i w:val="0"/>
           <w:color w:val="1A1A1A"/>
-          <w:sz w:val="18"/>
+          <w:sz w:val="17"/>
         </w:rPr>
         <w:t xml:space="preserve">Cut compressor wash downtime by </w:t>
       </w:r>
@@ -1715,7 +1743,7 @@
           <w:b/>
           <w:i w:val="0"/>
           <w:color w:val="1A1A1A"/>
-          <w:sz w:val="18"/>
+          <w:sz w:val="17"/>
         </w:rPr>
         <w:t>more than 24 hours</w:t>
       </w:r>
@@ -1725,7 +1753,7 @@
           <w:b w:val="0"/>
           <w:i w:val="0"/>
           <w:color w:val="1A1A1A"/>
-          <w:sz w:val="18"/>
+          <w:sz w:val="17"/>
         </w:rPr>
         <w:t xml:space="preserve"> per event through procedure and scope optimisation.</w:t>
       </w:r>
@@ -1832,7 +1860,7 @@
           <w:b w:val="0"/>
           <w:i w:val="0"/>
           <w:color w:val="1A1A1A"/>
-          <w:sz w:val="18"/>
+          <w:sz w:val="17"/>
         </w:rPr>
         <w:t xml:space="preserve">Led major </w:t>
       </w:r>
@@ -1842,7 +1870,7 @@
           <w:b/>
           <w:i w:val="0"/>
           <w:color w:val="1A1A1A"/>
-          <w:sz w:val="18"/>
+          <w:sz w:val="17"/>
         </w:rPr>
         <w:t>gas turbine and compressor overhauls</w:t>
       </w:r>
@@ -1852,7 +1880,7 @@
           <w:b w:val="0"/>
           <w:i w:val="0"/>
           <w:color w:val="1A1A1A"/>
-          <w:sz w:val="18"/>
+          <w:sz w:val="17"/>
         </w:rPr>
         <w:t xml:space="preserve"> — planning, clearance verification, rotor and bearing inspection, alignment and re-commissioning — delivering annual savings above NGN 10 million through improved spares management and maintenance planning.</w:t>
       </w:r>
@@ -1870,7 +1898,7 @@
           <w:b w:val="0"/>
           <w:i w:val="0"/>
           <w:color w:val="1A1A1A"/>
-          <w:sz w:val="18"/>
+          <w:sz w:val="17"/>
         </w:rPr>
         <w:t xml:space="preserve">Chaired cross-functional </w:t>
       </w:r>
@@ -1880,7 +1908,7 @@
           <w:b/>
           <w:i w:val="0"/>
           <w:color w:val="1A1A1A"/>
-          <w:sz w:val="18"/>
+          <w:sz w:val="17"/>
         </w:rPr>
         <w:t>RCA investigations</w:t>
       </w:r>
@@ -1890,7 +1918,7 @@
           <w:b w:val="0"/>
           <w:i w:val="0"/>
           <w:color w:val="1A1A1A"/>
-          <w:sz w:val="18"/>
+          <w:sz w:val="17"/>
         </w:rPr>
         <w:t xml:space="preserve"> into major turbomachinery failures and drove corrective actions that reduced repeat failures.</w:t>
       </w:r>
@@ -1908,7 +1936,7 @@
           <w:b w:val="0"/>
           <w:i w:val="0"/>
           <w:color w:val="1A1A1A"/>
-          <w:sz w:val="18"/>
+          <w:sz w:val="17"/>
         </w:rPr>
         <w:t>Built real-time plant monitoring dashboards giving operations and maintenance immediate visibility of machinery health, vibration trends and process deviations.</w:t>
       </w:r>
@@ -1926,7 +1954,7 @@
           <w:b w:val="0"/>
           <w:i w:val="0"/>
           <w:color w:val="1A1A1A"/>
-          <w:sz w:val="18"/>
+          <w:sz w:val="17"/>
         </w:rPr>
         <w:t>Coordinated emergency start-ups of critical turbine systems, minimising downtime and restoring generation.</w:t>
       </w:r>
@@ -2033,7 +2061,7 @@
           <w:b w:val="0"/>
           <w:i w:val="0"/>
           <w:color w:val="1A1A1A"/>
-          <w:sz w:val="18"/>
+          <w:sz w:val="17"/>
         </w:rPr>
         <w:t>Supervised maintenance of high-value turbomachinery and process equipment; delivered quality control during major inspections and overhauls to OEM and industry standards.</w:t>
       </w:r>
@@ -2051,7 +2079,7 @@
           <w:b w:val="0"/>
           <w:i w:val="0"/>
           <w:color w:val="1A1A1A"/>
-          <w:sz w:val="18"/>
+          <w:sz w:val="17"/>
         </w:rPr>
         <w:t xml:space="preserve">Applied condition monitoring — </w:t>
       </w:r>
@@ -2061,7 +2089,7 @@
           <w:b/>
           <w:i w:val="0"/>
           <w:color w:val="1A1A1A"/>
-          <w:sz w:val="18"/>
+          <w:sz w:val="17"/>
         </w:rPr>
         <w:t>vibration analysis, lube-oil analysis, thermography, dissolved gas analysis and motor current signature analysis</w:t>
       </w:r>
@@ -2071,7 +2099,7 @@
           <w:b w:val="0"/>
           <w:i w:val="0"/>
           <w:color w:val="1A1A1A"/>
-          <w:sz w:val="18"/>
+          <w:sz w:val="17"/>
         </w:rPr>
         <w:t xml:space="preserve"> — to detect anomalies and prevent unplanned downtime.</w:t>
       </w:r>
@@ -2089,7 +2117,7 @@
           <w:b w:val="0"/>
           <w:i w:val="0"/>
           <w:color w:val="1A1A1A"/>
-          <w:sz w:val="18"/>
+          <w:sz w:val="17"/>
         </w:rPr>
         <w:t>Contributed to review and update of operations and maintenance procedures, strengthening safety protocols and process efficiency.</w:t>
       </w:r>
@@ -2196,7 +2224,7 @@
           <w:b w:val="0"/>
           <w:i w:val="0"/>
           <w:color w:val="1A1A1A"/>
-          <w:sz w:val="18"/>
+          <w:sz w:val="17"/>
         </w:rPr>
         <w:t>Participated in overhauls of steam turbines, gas turbines, diesel engines and balance-of-plant equipment (pumps, compressors, valves, steam traps, accumulators); gained hands-on exposure to demineralisation, water treatment, desalination and lube-oil/water chemistry systems.</w:t>
       </w:r>
@@ -2288,7 +2316,7 @@
           <w:b w:val="0"/>
           <w:i w:val="0"/>
           <w:color w:val="1A1A1A"/>
-          <w:sz w:val="18"/>
+          <w:sz w:val="17"/>
         </w:rPr>
         <w:t>Maintained directional drilling motors and auto-torque equipment and performed QA/QC inspection of mud motors prior to rig deployment — first exposure to oil &amp; gas service operations.</w:t>
       </w:r>
@@ -2380,7 +2408,7 @@
           <w:b w:val="0"/>
           <w:i w:val="0"/>
           <w:color w:val="1A1A1A"/>
-          <w:sz w:val="18"/>
+          <w:sz w:val="17"/>
         </w:rPr>
         <w:t>Machining, bench work, precision alignment of rotating components and fault diagnosis using basic root cause techniques.</w:t>
       </w:r>
@@ -2922,7 +2950,7 @@
                 <w:color w:val="1A1A1A"/>
                 <w:sz w:val="16"/>
               </w:rPr>
-              <w:t>• Machinery Vibration Analysis &amp; Alignment — O-Secul, 2019</w:t>
+              <w:t>• BOSIET with CA-EBS (2029) &amp; Offshore Safety Permit (OSP)</w:t>
             </w:r>
           </w:p>
         </w:tc>
@@ -2944,69 +2972,7 @@
                 <w:color w:val="1A1A1A"/>
                 <w:sz w:val="16"/>
               </w:rPr>
-              <w:t>• GE Frame 9E Combined Cycle — SEPCO-Pacific, 2015</w:t>
-            </w:r>
-          </w:p>
-        </w:tc>
-        <w:tc>
-          <w:tcPr>
-            <w:tcW w:type="dxa" w:w="3288"/>
-          </w:tcPr>
-          <w:p>
-            <w:pPr>
-              <w:spacing w:before="0" w:after="20" w:line="240" w:lineRule="auto"/>
-            </w:pPr>
-            <w:r>
-              <w:rPr>
-                <w:rFonts w:ascii="Calibri" w:hAnsi="Calibri"/>
-                <w:b w:val="0"/>
-                <w:i w:val="0"/>
-                <w:color w:val="1A1A1A"/>
-                <w:sz w:val="16"/>
-              </w:rPr>
-              <w:t>• BOSIET with CA-EBS (2029) &amp; Offshore Safety Permit (OSP)</w:t>
-            </w:r>
-          </w:p>
-        </w:tc>
-        <w:tc>
-          <w:tcPr>
-            <w:tcW w:type="dxa" w:w="3288"/>
-          </w:tcPr>
-          <w:p>
-            <w:pPr>
-              <w:spacing w:before="0" w:after="20" w:line="240" w:lineRule="auto"/>
-            </w:pPr>
-            <w:r>
-              <w:rPr>
-                <w:rFonts w:ascii="Calibri" w:hAnsi="Calibri"/>
-                <w:b w:val="0"/>
-                <w:i w:val="0"/>
-                <w:color w:val="1A1A1A"/>
-                <w:sz w:val="16"/>
-              </w:rPr>
               <w:t>• HSE Level I, II &amp; III (OSHA) — HSETrain Intl., 2020</w:t>
-            </w:r>
-          </w:p>
-        </w:tc>
-      </w:tr>
-      <w:tr>
-        <w:tc>
-          <w:tcPr>
-            <w:tcW w:type="dxa" w:w="3288"/>
-          </w:tcPr>
-          <w:p>
-            <w:pPr>
-              <w:spacing w:before="0" w:after="20" w:line="240" w:lineRule="auto"/>
-            </w:pPr>
-            <w:r>
-              <w:rPr>
-                <w:rFonts w:ascii="Calibri" w:hAnsi="Calibri"/>
-                <w:b w:val="0"/>
-                <w:i w:val="0"/>
-                <w:color w:val="1A1A1A"/>
-                <w:sz w:val="16"/>
-              </w:rPr>
-              <w:t>• QHSE, Risk &amp; Sustainability Mgmt — IE Safetainability, 2024</w:t>
             </w:r>
           </w:p>
         </w:tc>
@@ -3399,7 +3365,7 @@
           <w:b/>
           <w:i w:val="0"/>
           <w:color w:val="1A1A1A"/>
-          <w:sz w:val="18"/>
+          <w:sz w:val="17"/>
         </w:rPr>
         <w:t>Availability:</w:t>
       </w:r>
@@ -3409,7 +3375,7 @@
           <w:b w:val="0"/>
           <w:i w:val="0"/>
           <w:color w:val="1A1A1A"/>
-          <w:sz w:val="18"/>
+          <w:sz w:val="17"/>
         </w:rPr>
         <w:t xml:space="preserve"> immediate mobilisation for international assignment.   </w:t>
       </w:r>
@@ -3419,7 +3385,7 @@
           <w:b/>
           <w:i w:val="0"/>
           <w:color w:val="1A1A1A"/>
-          <w:sz w:val="18"/>
+          <w:sz w:val="17"/>
         </w:rPr>
         <w:t>References:</w:t>
       </w:r>
@@ -3429,7 +3395,7 @@
           <w:b w:val="0"/>
           <w:i w:val="0"/>
           <w:color w:val="1A1A1A"/>
-          <w:sz w:val="18"/>
+          <w:sz w:val="17"/>
         </w:rPr>
         <w:t xml:space="preserve"> available on request.</w:t>
       </w:r>
@@ -3834,7 +3800,7 @@
     </w:pPr>
     <w:rPr>
       <w:rFonts w:ascii="Calibri" w:hAnsi="Calibri"/>
-      <w:sz w:val="18"/>
+      <w:sz w:val="17"/>
     </w:rPr>
   </w:style>
   <w:style w:type="paragraph" w:styleId="Header">

--- a/AZODO_EMEKA_CV_Rotating_Equipment_Engineer_QatarEnergyLNG_with_passport.docx
+++ b/AZODO_EMEKA_CV_Rotating_Equipment_Engineer_QatarEnergyLNG_with_passport.docx
@@ -141,7 +141,7 @@
           <w:color w:val="1A1A1A"/>
           <w:sz w:val="17"/>
         </w:rPr>
-        <w:t xml:space="preserve"> in rotating equipment engineering across offshore gas processing, NGL trains, associated gas gathering and gas-fired power generation — currently the </w:t>
+        <w:t xml:space="preserve"> in rotating equipment engineering across offshore gas processing, NGL trains, associated gas gathering and gas-fired power generation; currently the </w:t>
       </w:r>
       <w:r>
         <w:rPr>
@@ -181,7 +181,7 @@
           <w:color w:val="1A1A1A"/>
           <w:sz w:val="17"/>
         </w:rPr>
-        <w:t xml:space="preserve"> — HP/LP centrifugal gas compressors (5,500+ psi), turbo-expanders, industrial gas turbines, cryogenic and API 610 pumps, diesel engines and lubrication/seal systems — using vibration and lube-oil analytics, performance/compressor maps and digital platforms (SolarInsight, Seeq, PI XHQ). Works shoulder-to-shoulder with operations, maintenance, process, instrumentation and inspection teams to </w:t>
+        <w:t xml:space="preserve">: HP/LP centrifugal gas compressors (5,500+ psi), turbo-expanders, industrial gas turbines, cryogenic and API 610 pumps, diesel engines and lubrication/seal systems, using vibration and lube-oil analytics, performance/compressor maps and digital platforms (SolarInsight, Seeq, PI XHQ). Works shoulder-to-shoulder with operations, maintenance, process, instrumentation and inspection teams to </w:t>
       </w:r>
       <w:r>
         <w:rPr>
@@ -521,7 +521,7 @@
                 <w:color w:val="1A1A1A"/>
                 <w:sz w:val="16"/>
               </w:rPr>
-              <w:t>Major overhaul planning and execution — gas and steam turbines, compressors, pumps, engines • Technical review of vendor/engineering documents, data sheets and deviations • Machinery FAT/SAT witnessing • Pre-commissioning, commissioning and start-up support • PSSR development and execution • Brownfield modification and capacity-expansion support (120 → 240 MMSCFD)</w:t>
+              <w:t>Major overhaul planning and execution: gas and steam turbines, compressors, pumps, engines • Technical review of vendor/engineering documents, data sheets and deviations • Machinery FAT/SAT witnessing • Pre-commissioning, commissioning and start-up support • PSSR enhancement (off-skid activity capture) and execution • Brownfield modification and capacity-expansion support (120 → 240 MMSCFD)</w:t>
             </w:r>
           </w:p>
         </w:tc>
@@ -674,7 +674,7 @@
                 <w:color w:val="12304F"/>
                 <w:sz w:val="20"/>
               </w:rPr>
-              <w:t>Machinery Engineer Specialist II — Offshore Asset Engineering</w:t>
+              <w:t>Machinery Engineer Specialist II, Offshore Asset Engineering</w:t>
             </w:r>
           </w:p>
         </w:tc>
@@ -713,7 +713,7 @@
           <w:color w:val="3F4A54"/>
           <w:sz w:val="17"/>
         </w:rPr>
-        <w:t xml:space="preserve">Amaiden Energy Nigeria Ltd — seconded to </w:t>
+        <w:t xml:space="preserve">Amaiden Energy Nigeria Ltd, seconded to </w:t>
       </w:r>
       <w:r>
         <w:rPr>
@@ -822,7 +822,7 @@
           <w:color w:val="1A1A1A"/>
           <w:sz w:val="17"/>
         </w:rPr>
-        <w:t xml:space="preserve"> — review vibration spectra and trends, lube-oil analysis results, compressor performance maps, turbine parameters and pump deliverability curves — and issue analyses and recommendations to operations, maintenance and asset management for every deviation.</w:t>
+        <w:t>: review vibration spectra and trends, lube-oil analysis results, compressor performance maps, turbine parameters and pump deliverability curves, and issue analyses and recommendations to operations, maintenance and asset management for every deviation.</w:t>
       </w:r>
     </w:p>
     <w:p>
@@ -878,7 +878,7 @@
           <w:color w:val="1A1A1A"/>
           <w:sz w:val="17"/>
         </w:rPr>
-        <w:t>Act as the discipline reference point for other engineering and non-engineering functions — process, instrumentation/controls, inspection, operations, planning, procurement and finance — providing rotating-equipment technical input, spares criticality advice and specification support.</w:t>
+        <w:t>Act as the discipline reference point for other engineering and non-engineering functions: process, instrumentation/controls, inspection, operations, planning, procurement and finance, providing rotating-equipment technical input, spares criticality advice and specification support.</w:t>
       </w:r>
     </w:p>
     <w:p>
@@ -916,7 +916,7 @@
           <w:color w:val="1A1A1A"/>
           <w:sz w:val="17"/>
         </w:rPr>
-        <w:t>, extending beyond machinery into production optimisation, process stabilisation and non-machinery plant systems — ensuring uninterrupted technical support across the facility.</w:t>
+        <w:t>, extending beyond machinery into production optimisation, process stabilisation and non-machinery plant systems, ensuring uninterrupted technical support across the facility.</w:t>
       </w:r>
     </w:p>
     <w:p>
@@ -959,7 +959,7 @@
           <w:color w:val="1A1A1A"/>
           <w:sz w:val="17"/>
         </w:rPr>
-        <w:t xml:space="preserve"> led the multi-discipline RCA with OEM and in-house teams — mapped contamination paths, ran sectioned borescope inspections of cooler bundles, identified debris-induced rotor unbalance, then directed process piping cleaning, lube-oil flushing and re-inspection. Machine restored to acceptable ISO vibration limits and returned to service.</w:t>
+        <w:t xml:space="preserve"> led the multi-discipline RCA with OEM and in-house teams: mapped contamination paths, ran sectioned borescope inspections of cooler bundles, identified debris-induced rotor unbalance, then directed process piping cleaning, lube-oil flushing and re-inspection. Machine restored to acceptable ISO vibration limits and returned to service.</w:t>
       </w:r>
     </w:p>
     <w:p>
@@ -1063,7 +1063,7 @@
           <w:color w:val="1A1A1A"/>
           <w:sz w:val="17"/>
         </w:rPr>
-        <w:t xml:space="preserve"> compared oil signatures across the holding tank, reservoir, pre/post-filtration points and overhead tanks to isolate the source. Fill-and-drain gave no improvement, so escalated to manhole entry and pulse jetting — recovering a thick paste of dirt and rust likely dating to the unit's 1995 commissioning.</w:t>
+        <w:t xml:space="preserve"> compared oil signatures across the holding tank, reservoir, pre/post-filtration points and overhead tanks to isolate the source. Fill-and-drain gave no improvement, so escalated to manhole entry and pulse jetting, recovering a thick paste of dirt and rust likely dating to the unit's 1995 commissioning.</w:t>
       </w:r>
     </w:p>
     <w:p>
@@ -1233,7 +1233,7 @@
           <w:color w:val="1A1A1A"/>
           <w:sz w:val="17"/>
         </w:rPr>
-        <w:t xml:space="preserve"> on several offshore platforms and onshore plants — field diagnosis through spectra, phase and alignment checks, corrective action, and post-repair verification against ISO limits.</w:t>
+        <w:t xml:space="preserve"> on several offshore platforms and onshore plants: field diagnosis through spectra, phase and alignment checks, corrective action, and post-repair verification against ISO limits.</w:t>
       </w:r>
     </w:p>
     <w:p>
@@ -1342,7 +1342,7 @@
           <w:color w:val="1A1A1A"/>
           <w:sz w:val="17"/>
         </w:rPr>
-        <w:t xml:space="preserve">Developed and now steward the facility </w:t>
+        <w:t xml:space="preserve">Strengthened the facility </w:t>
       </w:r>
       <w:r>
         <w:rPr>
@@ -1362,7 +1362,7 @@
           <w:color w:val="1A1A1A"/>
           <w:sz w:val="17"/>
         </w:rPr>
-        <w:t xml:space="preserve"> process for turbines and compressors — verifying scope completion and safe restart readiness after maintenance and shutdowns.</w:t>
+        <w:t xml:space="preserve"> process to capture previously uncaptured off-skid maintenance activities, and now tailor it to each bundle change-out, which typically carries non-standard off-skid scope, verifying safe restart readiness after maintenance and shutdowns.</w:t>
       </w:r>
     </w:p>
     <w:p>
@@ -1527,7 +1527,7 @@
           <w:color w:val="3F4A54"/>
           <w:sz w:val="17"/>
         </w:rPr>
-        <w:t>First Independent Power Limited (FIPL) / Sahara Power Group — multi-site gas turbine power generation fired on natural and associated gas</w:t>
+        <w:t>First Independent Power Limited (FIPL) / Sahara Power Group, multi-site gas turbine power generation fired on natural and associated gas</w:t>
       </w:r>
     </w:p>
     <w:p>
@@ -1603,7 +1603,7 @@
           <w:color w:val="1A1A1A"/>
           <w:sz w:val="17"/>
         </w:rPr>
-        <w:t xml:space="preserve"> — power output, heat rate and thermal efficiency verification — and used the results to drive degradation-recovery and washing decisions.</w:t>
+        <w:t>: power output, heat rate and thermal efficiency verification, and used the results to drive degradation-recovery and washing decisions.</w:t>
       </w:r>
     </w:p>
     <w:p>
@@ -1669,7 +1669,7 @@
           <w:color w:val="1A1A1A"/>
           <w:sz w:val="17"/>
         </w:rPr>
-        <w:t>Lead Mechanical/Reliability Engineer for the start-up of the Imo River Associated Gas Gathering (AGG) plant</w:t>
+        <w:t>Lead Mechanical/Reliability Engineer</w:t>
       </w:r>
       <w:r>
         <w:rPr>
@@ -1679,7 +1679,7 @@
           <w:color w:val="1A1A1A"/>
           <w:sz w:val="17"/>
         </w:rPr>
-        <w:t>, an upstream associated-gas facility — pre-commissioning checks, machinery alignment and verification, first fire and load-up support.</w:t>
+        <w:t xml:space="preserve"> for the restart of the Imo River Associated Gas Gathering (AGG) plant, an upstream associated-gas facility, after roughly two years of prolonged downtime: pre-commissioning checks, machinery alignment and verification, first fire and load-up support.</w:t>
       </w:r>
     </w:p>
     <w:p>
@@ -1882,7 +1882,7 @@
           <w:color w:val="1A1A1A"/>
           <w:sz w:val="17"/>
         </w:rPr>
-        <w:t xml:space="preserve"> — planning, clearance verification, rotor and bearing inspection, alignment and re-commissioning — delivering annual savings above NGN 10 million through improved spares management and maintenance planning.</w:t>
+        <w:t>: planning, clearance verification, rotor and bearing inspection, alignment and re-commissioning, delivering annual savings above NGN 10 million through improved spares management and maintenance planning.</w:t>
       </w:r>
     </w:p>
     <w:p>
@@ -2081,7 +2081,7 @@
           <w:color w:val="1A1A1A"/>
           <w:sz w:val="17"/>
         </w:rPr>
-        <w:t xml:space="preserve">Applied condition monitoring — </w:t>
+        <w:t xml:space="preserve">Applied condition monitoring: </w:t>
       </w:r>
       <w:r>
         <w:rPr>
@@ -2101,7 +2101,7 @@
           <w:color w:val="1A1A1A"/>
           <w:sz w:val="17"/>
         </w:rPr>
-        <w:t xml:space="preserve"> — to detect anomalies and prevent unplanned downtime.</w:t>
+        <w:t>, to detect anomalies and prevent unplanned downtime.</w:t>
       </w:r>
     </w:p>
     <w:p>
@@ -2169,7 +2169,7 @@
                 <w:color w:val="12304F"/>
                 <w:sz w:val="20"/>
               </w:rPr>
-              <w:t>Graduate Engineer — Mechanical Maintenance</w:t>
+              <w:t>Graduate Engineer, Mechanical Maintenance</w:t>
             </w:r>
           </w:p>
         </w:tc>
@@ -2208,7 +2208,7 @@
           <w:color w:val="3F4A54"/>
           <w:sz w:val="17"/>
         </w:rPr>
-        <w:t>Sahara Power Group — Egbin Power Plc (1,320 MW thermal station)</w:t>
+        <w:t>Sahara Power Group, Egbin Power Plc (1,320 MW thermal station)</w:t>
       </w:r>
     </w:p>
     <w:p>
@@ -2276,7 +2276,7 @@
                 <w:color w:val="12304F"/>
                 <w:sz w:val="20"/>
               </w:rPr>
-              <w:t>Junior Engineer (Intern) — Drillog Petro-Dynamics Ltd</w:t>
+              <w:t>Junior Engineer (Intern), Drillog Petro-Dynamics Ltd</w:t>
             </w:r>
           </w:p>
         </w:tc>
@@ -2318,7 +2318,7 @@
           <w:color w:val="1A1A1A"/>
           <w:sz w:val="17"/>
         </w:rPr>
-        <w:t>Maintained directional drilling motors and auto-torque equipment and performed QA/QC inspection of mud motors prior to rig deployment — first exposure to oil &amp; gas service operations.</w:t>
+        <w:t>Maintained directional drilling motors and auto-torque equipment and performed QA/QC inspection of mud motors prior to rig deployment, first exposure to oil &amp; gas service operations.</w:t>
       </w:r>
     </w:p>
     <w:p>
@@ -2368,7 +2368,7 @@
                 <w:color w:val="12304F"/>
                 <w:sz w:val="20"/>
               </w:rPr>
-              <w:t>Mechanical Trainee — Industrial Development Centre, Owerri</w:t>
+              <w:t>Mechanical Trainee, Industrial Development Centre, Owerri</w:t>
             </w:r>
           </w:p>
         </w:tc>
@@ -2476,7 +2476,7 @@
                 <w:color w:val="12304F"/>
                 <w:sz w:val="20"/>
               </w:rPr>
-              <w:t>M.Eng Mechanical Engineering (Thermo-Fluids) — in view</w:t>
+              <w:t>M.Eng Mechanical Engineering (Thermo-Fluids), in view</w:t>
             </w:r>
           </w:p>
         </w:tc>
@@ -2550,7 +2550,7 @@
                 <w:color w:val="12304F"/>
                 <w:sz w:val="20"/>
               </w:rPr>
-              <w:t>B.Eng Mechanical Engineering — Second Class Upper (2:1), 2012</w:t>
+              <w:t>B.Eng Mechanical Engineering, Second Class Upper (2:1), 2012</w:t>
             </w:r>
           </w:p>
         </w:tc>
@@ -2590,7 +2590,7 @@
           <w:color w:val="FFFFFF"/>
           <w:sz w:val="20"/>
         </w:rPr>
-        <w:t>ROTATING EQUIPMENT PORTFOLIO — OEMS &amp; MODELS SUPPORTED</w:t>
+        <w:t>ROTATING EQUIPMENT PORTFOLIO: OEMS &amp; MODELS SUPPORTED</w:t>
       </w:r>
     </w:p>
     <w:tbl>
@@ -2740,7 +2740,7 @@
                 <w:color w:val="1A1A1A"/>
                 <w:sz w:val="16"/>
               </w:rPr>
-              <w:t>Turbo-expander / booster-compressor trains • Cryogenic pumps — Cryostar and Ebara Cryodynamics (Elliott Ebara) • NGL fractionation: de-ethaniser, de-propaniser, de-butaniser • Sales gas (C1/C2) and NGL (C3+) export systems</w:t>
+              <w:t>Turbo-expander / booster-compressor trains • Cryogenic pumps: Cryostar and Ebara Cryodynamics (Elliott Ebara) • NGL fractionation: de-ethaniser, de-propaniser, de-butaniser • Sales gas (C1/C2) and NGL (C3+) export systems</w:t>
             </w:r>
           </w:p>
         </w:tc>
@@ -2868,7 +2868,7 @@
                 <w:color w:val="1A1A1A"/>
                 <w:sz w:val="16"/>
               </w:rPr>
-              <w:t>• Vibration Analysis Category I — Istec Academy, 2024</w:t>
+              <w:t>• Vibration Analysis Category I, Istec Academy, 2024</w:t>
             </w:r>
           </w:p>
         </w:tc>
@@ -2888,7 +2888,7 @@
                 <w:color w:val="1A1A1A"/>
                 <w:sz w:val="16"/>
               </w:rPr>
-              <w:t>• Reliability Engineering Principles — Beina M&amp;R, 2024</w:t>
+              <w:t>• Reliability Engineering Principles, Beina M&amp;R, 2024</w:t>
             </w:r>
           </w:p>
         </w:tc>
@@ -2910,7 +2910,7 @@
                 <w:color w:val="1A1A1A"/>
                 <w:sz w:val="16"/>
               </w:rPr>
-              <w:t>• Gas Turbine Performance — Entropy-Tech, 2021</w:t>
+              <w:t>• Gas Turbine Performance, Entropy-Tech, 2021</w:t>
             </w:r>
           </w:p>
         </w:tc>
@@ -2930,7 +2930,7 @@
                 <w:color w:val="1A1A1A"/>
                 <w:sz w:val="16"/>
               </w:rPr>
-              <w:t>• Gas Turbine Mechanical Maintenance — Masaood John Brown, 2018</w:t>
+              <w:t>• Gas Turbine Mechanical Maintenance, Masaood John Brown, 2018</w:t>
             </w:r>
           </w:p>
         </w:tc>
@@ -2972,7 +2972,7 @@
                 <w:color w:val="1A1A1A"/>
                 <w:sz w:val="16"/>
               </w:rPr>
-              <w:t>• HSE Level I, II &amp; III (OSHA) — HSETrain Intl., 2020</w:t>
+              <w:t>• HSE Level I, II &amp; III (OSHA), HSETrain Intl., 2020</w:t>
             </w:r>
           </w:p>
         </w:tc>
@@ -2992,7 +2992,7 @@
                 <w:color w:val="1A1A1A"/>
                 <w:sz w:val="16"/>
               </w:rPr>
-              <w:t>• AI Advanced Applied Programme — Digital Regenesys, 2026</w:t>
+              <w:t>• AI Advanced Applied Programme, Digital Regenesys, 2026</w:t>
             </w:r>
           </w:p>
         </w:tc>
@@ -3012,7 +3012,7 @@
                 <w:color w:val="1A1A1A"/>
                 <w:sz w:val="16"/>
               </w:rPr>
-              <w:t>• IBM AI Engineering, 2023 &amp; Generative AI and Agents — Johns Hopkins, 2026</w:t>
+              <w:t>• IBM AI Engineering, 2023 &amp; Generative AI and Agents, Johns Hopkins, 2026</w:t>
             </w:r>
           </w:p>
         </w:tc>
@@ -3180,7 +3180,7 @@
                 <w:color w:val="1A1A1A"/>
                 <w:sz w:val="16"/>
               </w:rPr>
-              <w:t>• Safety Advocate of the Year — FIPL, 2023</w:t>
+              <w:t>• Safety Advocate of the Year, FIPL, 2023</w:t>
             </w:r>
           </w:p>
         </w:tc>
@@ -3202,7 +3202,7 @@
                 <w:color w:val="1A1A1A"/>
                 <w:sz w:val="16"/>
               </w:rPr>
-              <w:t>• Safety Sentinel Award — FIPL Trans-Amadi, 2023</w:t>
+              <w:t>• Safety Sentinel Award, FIPL Trans-Amadi, 2023</w:t>
             </w:r>
           </w:p>
         </w:tc>
@@ -3222,7 +3222,7 @@
                 <w:color w:val="1A1A1A"/>
                 <w:sz w:val="16"/>
               </w:rPr>
-              <w:t>• 1st Runner-Up — Sahara Group Innovation Hackathon, 2020</w:t>
+              <w:t>• 1st Runner-Up, Sahara Group Innovation Hackathon, 2020</w:t>
             </w:r>
           </w:p>
         </w:tc>
@@ -3242,7 +3242,7 @@
                 <w:color w:val="1A1A1A"/>
                 <w:sz w:val="16"/>
               </w:rPr>
-              <w:t>• Chairman's Recognition for Innovation — Sahara Group, 2019</w:t>
+              <w:t>• Chairman's Recognition for Innovation, Sahara Group, 2019</w:t>
             </w:r>
           </w:p>
         </w:tc>
@@ -3426,7 +3426,7 @@
         <w:color w:val="3F4A54"/>
         <w:sz w:val="16"/>
       </w:rPr>
-      <w:t>Chukwuemeka Osmund Azodo — Rotating Equipment Engineer</w:t>
+      <w:t>Chukwuemeka Osmund Azodo, Rotating Equipment Engineer</w:t>
     </w:r>
   </w:p>
 </w:ftr>

--- a/AZODO_EMEKA_CV_Rotating_Equipment_Engineer_QatarEnergyLNG_with_passport.docx
+++ b/AZODO_EMEKA_CV_Rotating_Equipment_Engineer_QatarEnergyLNG_with_passport.docx
@@ -1418,7 +1418,7 @@
           <w:color w:val="1A1A1A"/>
           <w:sz w:val="17"/>
         </w:rPr>
-        <w:t xml:space="preserve">Provide discipline support to the </w:t>
+        <w:t xml:space="preserve">Steward </w:t>
       </w:r>
       <w:r>
         <w:rPr>
@@ -1428,7 +1428,7 @@
           <w:color w:val="1A1A1A"/>
           <w:sz w:val="17"/>
         </w:rPr>
-        <w:t>120 → 240 MMSCFD expansion</w:t>
+        <w:t>safe and timely execution of the mechanical scope</w:t>
       </w:r>
       <w:r>
         <w:rPr>
@@ -1438,7 +1438,7 @@
           <w:color w:val="1A1A1A"/>
           <w:sz w:val="17"/>
         </w:rPr>
-        <w:t>, reviewing machinery selection and integration of new equipment into the existing gas processing and NGL trains.</w:t>
+        <w:t xml:space="preserve"> for the 120 → 240 MMSCFD expansion: HP 1st-stage wet seal change-out, compressor reconfiguration for export through the 1st stage, decommissioning of the 2nd-stage compressor and associated loops, and gas generator change-out with associated off-skid activities.</w:t>
       </w:r>
     </w:p>
     <w:p>

--- a/AZODO_EMEKA_CV_Rotating_Equipment_Engineer_QatarEnergyLNG_with_passport.docx
+++ b/AZODO_EMEKA_CV_Rotating_Equipment_Engineer_QatarEnergyLNG_with_passport.docx
@@ -2992,7 +2992,7 @@
                 <w:color w:val="1A1A1A"/>
                 <w:sz w:val="16"/>
               </w:rPr>
-              <w:t>• AI Advanced Applied Programme, Digital Regenesys, 2026</w:t>
+              <w:t>• QHSE, Risk &amp; Sustainability Mgmt, IE Safetainability, 2024</w:t>
             </w:r>
           </w:p>
         </w:tc>
@@ -3012,8 +3012,50 @@
                 <w:color w:val="1A1A1A"/>
                 <w:sz w:val="16"/>
               </w:rPr>
+              <w:t>• AI Advanced Applied Programme, Digital Regenesys, 2026</w:t>
+            </w:r>
+          </w:p>
+        </w:tc>
+      </w:tr>
+      <w:tr>
+        <w:tc>
+          <w:tcPr>
+            <w:tcW w:type="dxa" w:w="3288"/>
+          </w:tcPr>
+          <w:p>
+            <w:pPr>
+              <w:spacing w:before="0" w:after="20" w:line="240" w:lineRule="auto"/>
+            </w:pPr>
+            <w:r>
+              <w:rPr>
+                <w:rFonts w:ascii="Calibri" w:hAnsi="Calibri"/>
+                <w:b w:val="0"/>
+                <w:i w:val="0"/>
+                <w:color w:val="1A1A1A"/>
+                <w:sz w:val="16"/>
+              </w:rPr>
               <w:t>• IBM AI Engineering, 2023 &amp; Generative AI and Agents, Johns Hopkins, 2026</w:t>
             </w:r>
+          </w:p>
+        </w:tc>
+        <w:tc>
+          <w:tcPr>
+            <w:tcW w:type="dxa" w:w="3288"/>
+          </w:tcPr>
+          <w:p>
+            <w:pPr>
+              <w:spacing w:before="0" w:after="20" w:line="240" w:lineRule="auto"/>
+            </w:pPr>
+          </w:p>
+        </w:tc>
+        <w:tc>
+          <w:tcPr>
+            <w:tcW w:type="dxa" w:w="3288"/>
+          </w:tcPr>
+          <w:p>
+            <w:pPr>
+              <w:spacing w:before="0" w:after="20" w:line="240" w:lineRule="auto"/>
+            </w:pPr>
           </w:p>
         </w:tc>
       </w:tr>

--- a/AZODO_EMEKA_CV_Rotating_Equipment_Engineer_QatarEnergyLNG_with_passport.docx
+++ b/AZODO_EMEKA_CV_Rotating_Equipment_Engineer_QatarEnergyLNG_with_passport.docx
@@ -1443,6 +1443,44 @@
     </w:p>
     <w:p>
       <w:pPr>
+        <w:pStyle w:val="ListBullet"/>
+        <w:spacing w:before="0" w:after="24" w:line="240" w:lineRule="auto"/>
+        <w:ind w:left="283"/>
+        <w:jc w:val="both"/>
+      </w:pPr>
+      <w:r>
+        <w:rPr>
+          <w:rFonts w:ascii="Calibri" w:hAnsi="Calibri"/>
+          <w:b w:val="0"/>
+          <w:i w:val="0"/>
+          <w:color w:val="1A1A1A"/>
+          <w:sz w:val="17"/>
+        </w:rPr>
+        <w:t xml:space="preserve">Maintain an appreciable record of identifying and following up on safety hazards under Seplat's </w:t>
+      </w:r>
+      <w:r>
+        <w:rPr>
+          <w:rFonts w:ascii="Calibri" w:hAnsi="Calibri"/>
+          <w:b/>
+          <w:i w:val="0"/>
+          <w:color w:val="1A1A1A"/>
+          <w:sz w:val="17"/>
+        </w:rPr>
+        <w:t>Hazard Identification &amp; Control Scheme (SHICS)</w:t>
+      </w:r>
+      <w:r>
+        <w:rPr>
+          <w:rFonts w:ascii="Calibri" w:hAnsi="Calibri"/>
+          <w:b w:val="0"/>
+          <w:i w:val="0"/>
+          <w:color w:val="1A1A1A"/>
+          <w:sz w:val="17"/>
+        </w:rPr>
+        <w:t>, using the relevant digital reporting tools, with consistent commendation on several occasions.</w:t>
+      </w:r>
+    </w:p>
+    <w:p>
+      <w:pPr>
         <w:spacing w:before="0" w:after="0" w:line="40" w:lineRule="exact"/>
       </w:pPr>
     </w:p>
@@ -1756,6 +1794,64 @@
           <w:sz w:val="17"/>
         </w:rPr>
         <w:t xml:space="preserve"> per event through procedure and scope optimisation.</w:t>
+      </w:r>
+    </w:p>
+    <w:p>
+      <w:pPr>
+        <w:pStyle w:val="ListBullet"/>
+        <w:spacing w:before="0" w:after="24" w:line="240" w:lineRule="auto"/>
+        <w:ind w:left="283"/>
+        <w:jc w:val="both"/>
+      </w:pPr>
+      <w:r>
+        <w:rPr>
+          <w:rFonts w:ascii="Calibri" w:hAnsi="Calibri"/>
+          <w:b w:val="0"/>
+          <w:i w:val="0"/>
+          <w:color w:val="1A1A1A"/>
+          <w:sz w:val="17"/>
+        </w:rPr>
+        <w:t xml:space="preserve">Recognised for safety leadership: </w:t>
+      </w:r>
+      <w:r>
+        <w:rPr>
+          <w:rFonts w:ascii="Calibri" w:hAnsi="Calibri"/>
+          <w:b/>
+          <w:i w:val="0"/>
+          <w:color w:val="1A1A1A"/>
+          <w:sz w:val="17"/>
+        </w:rPr>
+        <w:t>Safety Sentinel</w:t>
+      </w:r>
+      <w:r>
+        <w:rPr>
+          <w:rFonts w:ascii="Calibri" w:hAnsi="Calibri"/>
+          <w:b w:val="0"/>
+          <w:i w:val="0"/>
+          <w:color w:val="1A1A1A"/>
+          <w:sz w:val="17"/>
+        </w:rPr>
+        <w:t xml:space="preserve"> and </w:t>
+      </w:r>
+      <w:r>
+        <w:rPr>
+          <w:rFonts w:ascii="Calibri" w:hAnsi="Calibri"/>
+          <w:b/>
+          <w:i w:val="0"/>
+          <w:color w:val="1A1A1A"/>
+          <w:sz w:val="17"/>
+        </w:rPr>
+        <w:t>Safety Advocate of the Year</w:t>
+      </w:r>
+      <w:r>
+        <w:rPr>
+          <w:rFonts w:ascii="Calibri" w:hAnsi="Calibri"/>
+          <w:b w:val="0"/>
+          <w:i w:val="0"/>
+          <w:color w:val="1A1A1A"/>
+          <w:sz w:val="17"/>
+        </w:rPr>
+        <w:t xml:space="preserve"> awards (2023) for consistent hazard identification and follow-up.</w:t>
       </w:r>
     </w:p>
     <w:p>

--- a/AZODO_EMEKA_CV_Rotating_Equipment_Engineer_QatarEnergyLNG_with_passport.docx
+++ b/AZODO_EMEKA_CV_Rotating_Equipment_Engineer_QatarEnergyLNG_with_passport.docx
@@ -769,7 +769,27 @@
           <w:color w:val="1A1A1A"/>
           <w:sz w:val="17"/>
         </w:rPr>
-        <w:t xml:space="preserve"> (120 MMSCFD sales gas + NGL export, expanding to 240 MMSCFD), covering top-tier machinery (HP/LP compressors, recompressors, turbo-expanders, cryogenic pumps), utilities (gas turbine generators, firewater pumps, air compressors) and the NGL fractionation train (de-ethaniser, de-propaniser, de-butaniser).</w:t>
+        <w:t xml:space="preserve">, the </w:t>
+      </w:r>
+      <w:r>
+        <w:rPr>
+          <w:rFonts w:ascii="Calibri" w:hAnsi="Calibri"/>
+          <w:b/>
+          <w:i w:val="0"/>
+          <w:color w:val="1A1A1A"/>
+          <w:sz w:val="17"/>
+        </w:rPr>
+        <w:t>key enabler of Seplat's 120 → 240 MMSCFD sales gas ambition</w:t>
+      </w:r>
+      <w:r>
+        <w:rPr>
+          <w:rFonts w:ascii="Calibri" w:hAnsi="Calibri"/>
+          <w:b w:val="0"/>
+          <w:i w:val="0"/>
+          <w:color w:val="1A1A1A"/>
+          <w:sz w:val="17"/>
+        </w:rPr>
+        <w:t xml:space="preserve"> and NGL export, covering top-tier machinery (HP/LP compressors, recompressors, turbo-expanders, cryogenic pumps), utilities (gas turbine generators, firewater pumps, air compressors) and the NGL fractionation train (de-ethaniser, de-propaniser, de-butaniser).</w:t>
       </w:r>
     </w:p>
     <w:p>
